--- a/services/worker/src/assets/templates/ia/process_summary_report.docx
+++ b/services/worker/src/assets/templates/ia/process_summary_report.docx
@@ -2474,13 +2474,13 @@
   <w:style w:type="paragraph" w:default="1" w:styleId="Normal">
     <w:name w:val="Normal"/>
     <w:qFormat/>
-    <w:rsid w:val="00CB548B"/>
+    <w:rsid w:val="00CC2F38"/>
     <w:pPr>
       <w:spacing w:after="80"/>
       <w:jc w:val="both"/>
     </w:pPr>
     <w:rPr>
-      <w:rFonts w:ascii="Georgia" w:hAnsi="Georgia"/>
+      <w:rFonts w:ascii="Arial" w:hAnsi="Arial"/>
     </w:rPr>
   </w:style>
   <w:style w:type="paragraph" w:styleId="Ttulo1">
@@ -2684,6 +2684,7 @@
   <w:style w:type="character" w:default="1" w:styleId="Fontepargpadro">
     <w:name w:val="Default Paragraph Font"/>
     <w:uiPriority w:val="1"/>
+    <w:semiHidden/>
     <w:unhideWhenUsed/>
   </w:style>
   <w:style w:type="table" w:default="1" w:styleId="Tabelanormal">
